--- a/data/revised_2026-10_full/tracked/v2/Biology/SS1.3_Cell_Biology/Biology_Cell_Biology_FinalExplanation_TRACKED.docx
+++ b/data/revised_2026-10_full/tracked/v2/Biology/SS1.3_Cell_Biology/Biology_Cell_Biology_FinalExplanation_TRACKED.docx
@@ -436,7 +436,7 @@
               </w:rPr>
               <w:t xml:space="preserve">Driving Question: Why do the cells in my body, and in the sukuma wiki on my plate, look so different from each other, and how does each cell's structure allow it to do its specific job? Remember the Kisumu blood smear: red blood cells with no nucleus next to white blood cells with large nuclei, and the sukuma wiki leaf cell that is rectangular, has chloroplasts and a large central vacuole. Answer every section in the space under each prompt. Write in full sentences and use the scientific words you learned in Lessons 1 to 8. Use evidence from the images, practicals and activities we did. Where a prompt asks for a Claim, Evidence and Reasoning (CER) answer</w:t>
             </w:r>
-            <w:del w:id="9001" w:author="Claude (AI) - proposed" w:date="2026-10-15T02:49:28Z">
+            <w:del w:id="9001" w:author="Claude (AI) - proposed" w:date="2026-10-18T00:25:44Z">
               <w:r>
                 <w:rPr>
                   <w:rFonts w:ascii="Arial" w:cs="Arial" w:eastAsia="Arial" w:hAnsi="Arial"/>
@@ -451,7 +451,7 @@
                 <w:delText xml:space="preserve">, state your claim, back it with evidence, and then explain</w:delText>
               </w:r>
             </w:del>
-            <w:ins w:id="9002" w:author="Claude (AI) - proposed" w:date="2026-10-15T02:49:28Z">
+            <w:ins w:id="9002" w:author="Claude (AI) - proposed" w:date="2026-10-18T00:25:44Z">
               <w:r>
                 <w:rPr>
                   <w:rFonts w:ascii="Arial" w:cs="Arial" w:eastAsia="Arial" w:hAnsi="Arial"/>
@@ -707,7 +707,7 @@
               </w:rPr>
               <w:t xml:space="preserve">Use what you saw in the onion </w:t>
             </w:r>
-            <w:del w:id="9003" w:author="Claude (AI) - proposed" w:date="2026-10-15T02:49:28Z">
+            <w:del w:id="9003" w:author="Claude (AI) - proposed" w:date="2026-10-18T00:25:44Z">
               <w:r>
                 <w:rPr>
                   <w:rFonts w:ascii="Arial" w:cs="Arial" w:eastAsia="Arial" w:hAnsi="Arial"/>
@@ -722,7 +722,7 @@
                 <w:delText xml:space="preserve">and cheek cell practical and in</w:delText>
               </w:r>
             </w:del>
-            <w:ins w:id="9004" w:author="Claude (AI) - proposed" w:date="2026-10-15T02:49:28Z">
+            <w:ins w:id="9004" w:author="Claude (AI) - proposed" w:date="2026-10-18T00:25:44Z">
               <w:r>
                 <w:rPr>
                   <w:rFonts w:ascii="Arial" w:cs="Arial" w:eastAsia="Arial" w:hAnsi="Arial"/>
@@ -750,7 +750,7 @@
               </w:rPr>
               <w:t xml:space="preserve"> the sukuma wiki leaf cell. (a) Describe three structures found in the sukuma wiki leaf cell but NOT in the human blood cells, and say what each one does. (b) Explain why the sukuma wiki cell looks rectangular but a cheek cell looks irregular and rounder. (c) The onion epidermal cells we viewed were not green, although onion is a plant. Suggest a reason, using what you </w:t>
             </w:r>
-            <w:del w:id="9005" w:author="Claude (AI) - proposed" w:date="2026-10-15T02:49:28Z">
+            <w:del w:id="9005" w:author="Claude (AI) - proposed" w:date="2026-10-18T00:25:44Z">
               <w:r>
                 <w:rPr>
                   <w:rFonts w:ascii="Arial" w:cs="Arial" w:eastAsia="Arial" w:hAnsi="Arial"/>
@@ -765,7 +765,7 @@
                 <w:delText xml:space="preserve">learned about the organelle responsible for the green colour</w:delText>
               </w:r>
             </w:del>
-            <w:ins w:id="9006" w:author="Claude (AI) - proposed" w:date="2026-10-15T02:49:28Z">
+            <w:ins w:id="9006" w:author="Claude (AI) - proposed" w:date="2026-10-18T00:25:44Z">
               <w:r>
                 <w:rPr>
                   <w:rFonts w:ascii="Arial" w:cs="Arial" w:eastAsia="Arial" w:hAnsi="Arial"/>
@@ -926,7 +926,7 @@
               </w:rPr>
               <w:t xml:space="preserve">Look back at the blood smear from the Kisumu County Hospital. (a) The red blood cells have no nucleus and are biconcave discs. Explain how this structure is linked to the job of the red blood cell. (b) The white blood cells have large nuclei. Using what you learned about the nucleus, explain what the nucleus allows a cell to do that a mature red blood cell cannot do. (c) Choose ONE other specialised cell (guard cell, root hair cell, muscle cell, nerve cell or sperm cell). Describe its special structure and explain how it helps the cell do its job, with a Kenyan example from the sukuma wiki plant, a bean seedling or the human body.</w:t>
             </w:r>
-            <w:ins w:id="9007" w:author="Claude (AI) - proposed" w:date="2026-10-15T02:49:28Z">
+            <w:ins w:id="9007" w:author="Claude (AI) - proposed" w:date="2026-10-18T00:25:44Z">
               <w:r>
                 <w:rPr>
                   <w:rFonts w:ascii="Arial" w:cs="Arial" w:eastAsia="Arial" w:hAnsi="Arial"/>
@@ -1498,7 +1498,7 @@
               <w:spacing w:after="40" w:before="0"/>
               <w:jc w:val="left"/>
             </w:pPr>
-            <w:del w:id="9008" w:author="Claude (AI) - proposed" w:date="2026-10-15T02:49:28Z">
+            <w:del w:id="9008" w:author="Claude (AI) - proposed" w:date="2026-10-18T00:25:44Z">
               <w:r>
                 <w:rPr>
                   <w:rFonts w:ascii="Arial" w:cs="Arial" w:eastAsia="Arial" w:hAnsi="Arial"/>
@@ -1513,7 +1513,7 @@
                 <w:delText xml:space="preserve">Names</w:delText>
               </w:r>
             </w:del>
-            <w:ins w:id="9009" w:author="Claude (AI) - proposed" w:date="2026-10-15T02:49:28Z">
+            <w:ins w:id="9009" w:author="Claude (AI) - proposed" w:date="2026-10-18T00:25:44Z">
               <w:r>
                 <w:rPr>
                   <w:rFonts w:ascii="Arial" w:cs="Arial" w:eastAsia="Arial" w:hAnsi="Arial"/>
@@ -1541,7 +1541,7 @@
               </w:rPr>
               <w:t xml:space="preserve"> all four universal features (membrane, cytoplasm, DNA, ribosomes)</w:t>
             </w:r>
-            <w:ins w:id="9010" w:author="Claude (AI) - proposed" w:date="2026-10-15T02:49:28Z">
+            <w:ins w:id="9010" w:author="Claude (AI) - proposed" w:date="2026-10-18T00:25:44Z">
               <w:r>
                 <w:rPr>
                   <w:rFonts w:ascii="Arial" w:cs="Arial" w:eastAsia="Arial" w:hAnsi="Arial"/>
@@ -1589,7 +1589,7 @@
               <w:spacing w:after="40" w:before="0"/>
               <w:jc w:val="left"/>
             </w:pPr>
-            <w:del w:id="9011" w:author="Claude (AI) - proposed" w:date="2026-10-15T02:49:28Z">
+            <w:del w:id="9011" w:author="Claude (AI) - proposed" w:date="2026-10-18T00:25:44Z">
               <w:r>
                 <w:rPr>
                   <w:rFonts w:ascii="Arial" w:cs="Arial" w:eastAsia="Arial" w:hAnsi="Arial"/>
@@ -1604,7 +1604,7 @@
                 <w:delText xml:space="preserve">Names</w:delText>
               </w:r>
             </w:del>
-            <w:ins w:id="9012" w:author="Claude (AI) - proposed" w:date="2026-10-15T02:49:28Z">
+            <w:ins w:id="9012" w:author="Claude (AI) - proposed" w:date="2026-10-18T00:25:44Z">
               <w:r>
                 <w:rPr>
                   <w:rFonts w:ascii="Arial" w:cs="Arial" w:eastAsia="Arial" w:hAnsi="Arial"/>
@@ -1652,7 +1652,7 @@
               <w:spacing w:after="40" w:before="0"/>
               <w:jc w:val="left"/>
             </w:pPr>
-            <w:del w:id="9013" w:author="Claude (AI) - proposed" w:date="2026-10-15T02:49:28Z">
+            <w:del w:id="9013" w:author="Claude (AI) - proposed" w:date="2026-10-18T00:25:44Z">
               <w:r>
                 <w:rPr>
                   <w:rFonts w:ascii="Arial" w:cs="Arial" w:eastAsia="Arial" w:hAnsi="Arial"/>
@@ -1667,7 +1667,7 @@
                 <w:delText xml:space="preserve">Names</w:delText>
               </w:r>
             </w:del>
-            <w:ins w:id="9014" w:author="Claude (AI) - proposed" w:date="2026-10-15T02:49:28Z">
+            <w:ins w:id="9014" w:author="Claude (AI) - proposed" w:date="2026-10-18T00:25:44Z">
               <w:r>
                 <w:rPr>
                   <w:rFonts w:ascii="Arial" w:cs="Arial" w:eastAsia="Arial" w:hAnsi="Arial"/>
@@ -1750,7 +1750,7 @@
               <w:spacing w:after="40" w:before="0"/>
               <w:jc w:val="left"/>
             </w:pPr>
-            <w:del w:id="9015" w:author="Claude (AI) - proposed" w:date="2026-10-15T02:49:28Z">
+            <w:del w:id="9015" w:author="Claude (AI) - proposed" w:date="2026-10-18T00:25:44Z">
               <w:r>
                 <w:rPr>
                   <w:rFonts w:ascii="Arial" w:cs="Arial" w:eastAsia="Arial" w:hAnsi="Arial"/>
@@ -1765,7 +1765,7 @@
                 <w:delText xml:space="preserve">Correctly</w:delText>
               </w:r>
             </w:del>
-            <w:ins w:id="9016" w:author="Claude (AI) - proposed" w:date="2026-10-15T02:49:28Z">
+            <w:ins w:id="9016" w:author="Claude (AI) - proposed" w:date="2026-10-18T00:25:44Z">
               <w:r>
                 <w:rPr>
                   <w:rFonts w:ascii="Arial" w:cs="Arial" w:eastAsia="Arial" w:hAnsi="Arial"/>
@@ -1793,7 +1793,7 @@
               </w:rPr>
               <w:t xml:space="preserve"> names cell wall, chloroplasts and central vacuole, explains the function of each and links them to the shape and colour of the sukuma wiki cell</w:t>
             </w:r>
-            <w:ins w:id="9017" w:author="Claude (AI) - proposed" w:date="2026-10-15T02:49:28Z">
+            <w:ins w:id="9017" w:author="Claude (AI) - proposed" w:date="2026-10-18T00:25:44Z">
               <w:r>
                 <w:rPr>
                   <w:rFonts w:ascii="Arial" w:cs="Arial" w:eastAsia="Arial" w:hAnsi="Arial"/>
@@ -1841,7 +1841,7 @@
               <w:spacing w:after="40" w:before="0"/>
               <w:jc w:val="left"/>
             </w:pPr>
-            <w:del w:id="9018" w:author="Claude (AI) - proposed" w:date="2026-10-15T02:49:28Z">
+            <w:del w:id="9018" w:author="Claude (AI) - proposed" w:date="2026-10-18T00:25:44Z">
               <w:r>
                 <w:rPr>
                   <w:rFonts w:ascii="Arial" w:cs="Arial" w:eastAsia="Arial" w:hAnsi="Arial"/>
@@ -1856,7 +1856,7 @@
                 <w:delText xml:space="preserve">Names</w:delText>
               </w:r>
             </w:del>
-            <w:ins w:id="9019" w:author="Claude (AI) - proposed" w:date="2026-10-15T02:49:28Z">
+            <w:ins w:id="9019" w:author="Claude (AI) - proposed" w:date="2026-10-18T00:25:44Z">
               <w:r>
                 <w:rPr>
                   <w:rFonts w:ascii="Arial" w:cs="Arial" w:eastAsia="Arial" w:hAnsi="Arial"/>
@@ -1904,7 +1904,7 @@
               <w:spacing w:after="40" w:before="0"/>
               <w:jc w:val="left"/>
             </w:pPr>
-            <w:del w:id="9020" w:author="Claude (AI) - proposed" w:date="2026-10-15T02:49:28Z">
+            <w:del w:id="9020" w:author="Claude (AI) - proposed" w:date="2026-10-18T00:25:44Z">
               <w:r>
                 <w:rPr>
                   <w:rFonts w:ascii="Arial" w:cs="Arial" w:eastAsia="Arial" w:hAnsi="Arial"/>
@@ -1919,7 +1919,7 @@
                 <w:delText xml:space="preserve">Lists</w:delText>
               </w:r>
             </w:del>
-            <w:ins w:id="9021" w:author="Claude (AI) - proposed" w:date="2026-10-15T02:49:28Z">
+            <w:ins w:id="9021" w:author="Claude (AI) - proposed" w:date="2026-10-18T00:25:44Z">
               <w:r>
                 <w:rPr>
                   <w:rFonts w:ascii="Arial" w:cs="Arial" w:eastAsia="Arial" w:hAnsi="Arial"/>
@@ -2002,7 +2002,7 @@
               <w:spacing w:after="40" w:before="0"/>
               <w:jc w:val="left"/>
             </w:pPr>
-            <w:del w:id="9022" w:author="Claude (AI) - proposed" w:date="2026-10-15T02:49:28Z">
+            <w:del w:id="9022" w:author="Claude (AI) - proposed" w:date="2026-10-18T00:25:44Z">
               <w:r>
                 <w:rPr>
                   <w:rFonts w:ascii="Arial" w:cs="Arial" w:eastAsia="Arial" w:hAnsi="Arial"/>
@@ -2017,7 +2017,7 @@
                 <w:delText xml:space="preserve">Explains</w:delText>
               </w:r>
             </w:del>
-            <w:ins w:id="9023" w:author="Claude (AI) - proposed" w:date="2026-10-15T02:49:28Z">
+            <w:ins w:id="9023" w:author="Claude (AI) - proposed" w:date="2026-10-18T00:25:44Z">
               <w:r>
                 <w:rPr>
                   <w:rFonts w:ascii="Arial" w:cs="Arial" w:eastAsia="Arial" w:hAnsi="Arial"/>
@@ -2045,7 +2045,7 @@
               </w:rPr>
               <w:t xml:space="preserve"> clearly how the structure of the red blood cell, white blood cell and another specialised cell suits its job, including the trade-off of losing the nucleus</w:t>
             </w:r>
-            <w:ins w:id="9024" w:author="Claude (AI) - proposed" w:date="2026-10-15T02:49:28Z">
+            <w:ins w:id="9024" w:author="Claude (AI) - proposed" w:date="2026-10-18T00:25:44Z">
               <w:r>
                 <w:rPr>
                   <w:rFonts w:ascii="Arial" w:cs="Arial" w:eastAsia="Arial" w:hAnsi="Arial"/>
@@ -2093,7 +2093,7 @@
               <w:spacing w:after="40" w:before="0"/>
               <w:jc w:val="left"/>
             </w:pPr>
-            <w:del w:id="9025" w:author="Claude (AI) - proposed" w:date="2026-10-15T02:49:28Z">
+            <w:del w:id="9025" w:author="Claude (AI) - proposed" w:date="2026-10-18T00:25:44Z">
               <w:r>
                 <w:rPr>
                   <w:rFonts w:ascii="Arial" w:cs="Arial" w:eastAsia="Arial" w:hAnsi="Arial"/>
@@ -2108,7 +2108,7 @@
                 <w:delText xml:space="preserve">Links</w:delText>
               </w:r>
             </w:del>
-            <w:ins w:id="9026" w:author="Claude (AI) - proposed" w:date="2026-10-15T02:49:28Z">
+            <w:ins w:id="9026" w:author="Claude (AI) - proposed" w:date="2026-10-18T00:25:44Z">
               <w:r>
                 <w:rPr>
                   <w:rFonts w:ascii="Arial" w:cs="Arial" w:eastAsia="Arial" w:hAnsi="Arial"/>
@@ -2156,7 +2156,7 @@
               <w:spacing w:after="40" w:before="0"/>
               <w:jc w:val="left"/>
             </w:pPr>
-            <w:del w:id="9027" w:author="Claude (AI) - proposed" w:date="2026-10-15T02:49:28Z">
+            <w:del w:id="9027" w:author="Claude (AI) - proposed" w:date="2026-10-18T00:25:44Z">
               <w:r>
                 <w:rPr>
                   <w:rFonts w:ascii="Arial" w:cs="Arial" w:eastAsia="Arial" w:hAnsi="Arial"/>
@@ -2171,7 +2171,7 @@
                 <w:delText xml:space="preserve">States</w:delText>
               </w:r>
             </w:del>
-            <w:ins w:id="9028" w:author="Claude (AI) - proposed" w:date="2026-10-15T02:49:28Z">
+            <w:ins w:id="9028" w:author="Claude (AI) - proposed" w:date="2026-10-18T00:25:44Z">
               <w:r>
                 <w:rPr>
                   <w:rFonts w:ascii="Arial" w:cs="Arial" w:eastAsia="Arial" w:hAnsi="Arial"/>
@@ -2254,7 +2254,7 @@
               <w:spacing w:after="40" w:before="0"/>
               <w:jc w:val="left"/>
             </w:pPr>
-            <w:del w:id="9029" w:author="Claude (AI) - proposed" w:date="2026-10-15T02:49:28Z">
+            <w:del w:id="9029" w:author="Claude (AI) - proposed" w:date="2026-10-18T00:25:44Z">
               <w:r>
                 <w:rPr>
                   <w:rFonts w:ascii="Arial" w:cs="Arial" w:eastAsia="Arial" w:hAnsi="Arial"/>
@@ -2269,7 +2269,7 @@
                 <w:delText xml:space="preserve">Draws</w:delText>
               </w:r>
             </w:del>
-            <w:ins w:id="9030" w:author="Claude (AI) - proposed" w:date="2026-10-15T02:49:28Z">
+            <w:ins w:id="9030" w:author="Claude (AI) - proposed" w:date="2026-10-18T00:25:44Z">
               <w:r>
                 <w:rPr>
                   <w:rFonts w:ascii="Arial" w:cs="Arial" w:eastAsia="Arial" w:hAnsi="Arial"/>
@@ -2317,7 +2317,7 @@
               <w:spacing w:after="40" w:before="0"/>
               <w:jc w:val="left"/>
             </w:pPr>
-            <w:del w:id="9031" w:author="Claude (AI) - proposed" w:date="2026-10-15T02:49:28Z">
+            <w:del w:id="9031" w:author="Claude (AI) - proposed" w:date="2026-10-18T00:25:44Z">
               <w:r>
                 <w:rPr>
                   <w:rFonts w:ascii="Arial" w:cs="Arial" w:eastAsia="Arial" w:hAnsi="Arial"/>
@@ -2332,7 +2332,7 @@
                 <w:delText xml:space="preserve">Uses</w:delText>
               </w:r>
             </w:del>
-            <w:ins w:id="9032" w:author="Claude (AI) - proposed" w:date="2026-10-15T02:49:28Z">
+            <w:ins w:id="9032" w:author="Claude (AI) - proposed" w:date="2026-10-18T00:25:44Z">
               <w:r>
                 <w:rPr>
                   <w:rFonts w:ascii="Arial" w:cs="Arial" w:eastAsia="Arial" w:hAnsi="Arial"/>
@@ -2380,7 +2380,7 @@
               <w:spacing w:after="40" w:before="0"/>
               <w:jc w:val="left"/>
             </w:pPr>
-            <w:del w:id="9033" w:author="Claude (AI) - proposed" w:date="2026-10-15T02:49:28Z">
+            <w:del w:id="9033" w:author="Claude (AI) - proposed" w:date="2026-10-18T00:25:44Z">
               <w:r>
                 <w:rPr>
                   <w:rFonts w:ascii="Arial" w:cs="Arial" w:eastAsia="Arial" w:hAnsi="Arial"/>
@@ -2395,7 +2395,7 @@
                 <w:delText xml:space="preserve">Uses</w:delText>
               </w:r>
             </w:del>
-            <w:ins w:id="9034" w:author="Claude (AI) - proposed" w:date="2026-10-15T02:49:28Z">
+            <w:ins w:id="9034" w:author="Claude (AI) - proposed" w:date="2026-10-18T00:25:44Z">
               <w:r>
                 <w:rPr>
                   <w:rFonts w:ascii="Arial" w:cs="Arial" w:eastAsia="Arial" w:hAnsi="Arial"/>
@@ -2478,7 +2478,7 @@
               <w:spacing w:after="40" w:before="0"/>
               <w:jc w:val="left"/>
             </w:pPr>
-            <w:del w:id="9035" w:author="Claude (AI) - proposed" w:date="2026-10-15T02:49:28Z">
+            <w:del w:id="9035" w:author="Claude (AI) - proposed" w:date="2026-10-18T00:25:44Z">
               <w:r>
                 <w:rPr>
                   <w:rFonts w:ascii="Arial" w:cs="Arial" w:eastAsia="Arial" w:hAnsi="Arial"/>
@@ -2493,7 +2493,7 @@
                 <w:delText xml:space="preserve">Answer</w:delText>
               </w:r>
             </w:del>
-            <w:ins w:id="9036" w:author="Claude (AI) - proposed" w:date="2026-10-15T02:49:28Z">
+            <w:ins w:id="9036" w:author="Claude (AI) - proposed" w:date="2026-10-18T00:25:44Z">
               <w:r>
                 <w:rPr>
                   <w:rFonts w:ascii="Arial" w:cs="Arial" w:eastAsia="Arial" w:hAnsi="Arial"/>
@@ -2541,7 +2541,7 @@
               <w:spacing w:after="40" w:before="0"/>
               <w:jc w:val="left"/>
             </w:pPr>
-            <w:del w:id="9037" w:author="Claude (AI) - proposed" w:date="2026-10-15T02:49:28Z">
+            <w:del w:id="9037" w:author="Claude (AI) - proposed" w:date="2026-10-18T00:25:44Z">
               <w:r>
                 <w:rPr>
                   <w:rFonts w:ascii="Arial" w:cs="Arial" w:eastAsia="Arial" w:hAnsi="Arial"/>
@@ -2556,7 +2556,7 @@
                 <w:delText xml:space="preserve">Answer</w:delText>
               </w:r>
             </w:del>
-            <w:ins w:id="9038" w:author="Claude (AI) - proposed" w:date="2026-10-15T02:49:28Z">
+            <w:ins w:id="9038" w:author="Claude (AI) - proposed" w:date="2026-10-18T00:25:44Z">
               <w:r>
                 <w:rPr>
                   <w:rFonts w:ascii="Arial" w:cs="Arial" w:eastAsia="Arial" w:hAnsi="Arial"/>
@@ -2604,7 +2604,7 @@
               <w:spacing w:after="40" w:before="0"/>
               <w:jc w:val="left"/>
             </w:pPr>
-            <w:del w:id="9039" w:author="Claude (AI) - proposed" w:date="2026-10-15T02:49:28Z">
+            <w:del w:id="9039" w:author="Claude (AI) - proposed" w:date="2026-10-18T00:25:44Z">
               <w:r>
                 <w:rPr>
                   <w:rFonts w:ascii="Arial" w:cs="Arial" w:eastAsia="Arial" w:hAnsi="Arial"/>
@@ -2619,7 +2619,7 @@
                 <w:delText xml:space="preserve">Answer</w:delText>
               </w:r>
             </w:del>
-            <w:ins w:id="9040" w:author="Claude (AI) - proposed" w:date="2026-10-15T02:49:28Z">
+            <w:ins w:id="9040" w:author="Claude (AI) - proposed" w:date="2026-10-18T00:25:44Z">
               <w:r>
                 <w:rPr>
                   <w:rFonts w:ascii="Arial" w:cs="Arial" w:eastAsia="Arial" w:hAnsi="Arial"/>
@@ -2769,7 +2769,7 @@
         </w:rPr>
         <w:t xml:space="preserve">© 2026 SeaVuria and ARES. This work is licensed under a </w:t>
       </w:r>
-      <w:hyperlink w:history="1" r:id="rIdgysxsvjponkznhf6q1xql">
+      <w:hyperlink w:history="1" r:id="rIdmifai8e3nf17styisyatq">
         <w:r>
           <w:rPr>
             <w:rFonts w:ascii="Arial" w:cs="Arial" w:eastAsia="Arial" w:hAnsi="Arial"/>
@@ -2789,7 +2789,7 @@
         </w:rPr>
         <w:t xml:space="preserve"> (</w:t>
       </w:r>
-      <w:hyperlink w:history="1" r:id="rIdbedeljyht5fe_znk11fcu">
+      <w:hyperlink w:history="1" r:id="rIdgckbtxauozkdefd5nf3c7">
         <w:r>
           <w:rPr>
             <w:rFonts w:ascii="Arial" w:cs="Arial" w:eastAsia="Arial" w:hAnsi="Arial"/>
@@ -2809,7 +2809,7 @@
         </w:rPr>
         <w:t xml:space="preserve">). To view a copy of this license, visit </w:t>
       </w:r>
-      <w:hyperlink w:history="1" r:id="rIda_ygp2vqt0tkszhmwd-ly">
+      <w:hyperlink w:history="1" r:id="rId9jp8nbpc-zkamvpcczg2o">
         <w:r>
           <w:rPr>
             <w:rFonts w:ascii="Arial" w:cs="Arial" w:eastAsia="Arial" w:hAnsi="Arial"/>
